--- a/docs/assets/tempales/LR1.docx
+++ b/docs/assets/tempales/LR1.docx
@@ -82,7 +82,7 @@
     </w:p>
     <w:p>
       <w:pPr>
-        <w:spacing w:after="0"/>
+        <w:spacing w:after="0" w:line="240" w:lineRule="auto"/>
         <w:ind w:right="-1"/>
         <w:jc w:val="center"/>
         <w:rPr>
@@ -108,7 +108,7 @@
     </w:p>
     <w:p>
       <w:pPr>
-        <w:spacing w:after="0"/>
+        <w:spacing w:after="0" w:line="240" w:lineRule="auto"/>
         <w:ind w:right="-1"/>
         <w:jc w:val="center"/>
         <w:rPr>
@@ -127,7 +127,7 @@
           <w:sz w:val="26"/>
           <w:szCs w:val="26"/>
         </w:rPr>
-        <w:t xml:space="preserve"> ВЫСШЕГО ОБРАЗОВАНИЯ</w:t>
+        <w:t>ВЫСШЕГО ОБРАЗОВАНИЯ</w:t>
       </w:r>
       <w:r>
         <w:rPr>
@@ -141,7 +141,7 @@
     </w:p>
     <w:p>
       <w:pPr>
-        <w:spacing w:after="0"/>
+        <w:spacing w:after="0" w:line="240" w:lineRule="auto"/>
         <w:ind w:right="-1"/>
         <w:jc w:val="center"/>
         <w:rPr>
@@ -162,18 +162,7 @@
           <w:sz w:val="26"/>
           <w:szCs w:val="26"/>
         </w:rPr>
-        <w:t xml:space="preserve">«МОСКОВСКИЙ </w:t>
-      </w:r>
-      <w:r>
-        <w:rPr>
-          <w:rFonts w:ascii="TimesNewRomanPS-BoldMT" w:hAnsi="TimesNewRomanPS-BoldMT"/>
-          <w:b/>
-          <w:bCs/>
-          <w:color w:val="000000"/>
-          <w:sz w:val="26"/>
-          <w:szCs w:val="26"/>
-        </w:rPr>
-        <w:t>УНИВЕРСИТЕТ</w:t>
+        <w:t>«МОСКОВСКИЙ УНИВЕРСИТЕТ</w:t>
       </w:r>
       <w:r>
         <w:rPr>
@@ -203,8 +192,8 @@
       </w:tblPr>
       <w:tblGrid>
         <w:gridCol w:w="3355"/>
-        <w:gridCol w:w="279"/>
-        <w:gridCol w:w="5721"/>
+        <w:gridCol w:w="274"/>
+        <w:gridCol w:w="5442"/>
       </w:tblGrid>
       <w:tr>
         <w:tc>
@@ -216,7 +205,6 @@
             <w:pPr>
               <w:spacing w:after="0" w:line="240" w:lineRule="auto"/>
               <w:ind w:right="-1"/>
-              <w:jc w:val="center"/>
               <w:rPr>
                 <w:rFonts w:ascii="TimesNewRomanPS-BoldMT" w:hAnsi="TimesNewRomanPS-BoldMT"/>
                 <w:color w:val="000000"/>
@@ -293,7 +281,6 @@
             <w:pPr>
               <w:spacing w:after="0" w:line="240" w:lineRule="auto"/>
               <w:ind w:right="-1"/>
-              <w:jc w:val="center"/>
               <w:rPr>
                 <w:rFonts w:ascii="TimesNewRomanPS-BoldMT" w:hAnsi="TimesNewRomanPS-BoldMT"/>
                 <w:b/>
@@ -361,7 +348,6 @@
           <w:p>
             <w:pPr>
               <w:spacing w:after="0" w:line="240" w:lineRule="auto"/>
-              <w:jc w:val="center"/>
               <w:rPr>
                 <w:rFonts w:ascii="TimesNewRomanPS-BoldMT" w:hAnsi="TimesNewRomanPS-BoldMT"/>
                 <w:b/>
@@ -445,7 +431,6 @@
             <w:pPr>
               <w:spacing w:after="0" w:line="240" w:lineRule="auto"/>
               <w:ind w:right="-1"/>
-              <w:jc w:val="center"/>
               <w:rPr>
                 <w:rFonts w:ascii="TimesNewRomanPS-BoldMT" w:hAnsi="TimesNewRomanPS-BoldMT"/>
                 <w:b/>
@@ -520,7 +505,6 @@
           <w:p>
             <w:pPr>
               <w:spacing w:after="0" w:line="240" w:lineRule="auto"/>
-              <w:jc w:val="center"/>
               <w:rPr>
                 <w:rFonts w:ascii="TimesNewRomanPS-BoldMT" w:hAnsi="TimesNewRomanPS-BoldMT"/>
                 <w:b/>
@@ -537,17 +521,7 @@
                 <w:color w:val="000000"/>
                 <w:sz w:val="24"/>
               </w:rPr>
-              <w:t>Форма обучения</w:t>
-            </w:r>
-            <w:r>
-              <w:rPr>
-                <w:rFonts w:ascii="TimesNewRomanPS-BoldMT" w:hAnsi="TimesNewRomanPS-BoldMT"/>
-                <w:b/>
-                <w:bCs/>
-                <w:color w:val="000000"/>
-                <w:sz w:val="24"/>
-              </w:rPr>
-              <w:t>:</w:t>
+              <w:t>Форма обучения:</w:t>
             </w:r>
           </w:p>
         </w:tc>
@@ -607,7 +581,6 @@
             <w:pPr>
               <w:spacing w:after="0" w:line="240" w:lineRule="auto"/>
               <w:ind w:right="-1"/>
-              <w:jc w:val="center"/>
               <w:rPr>
                 <w:rFonts w:ascii="TimesNewRomanPS-BoldMT" w:hAnsi="TimesNewRomanPS-BoldMT"/>
                 <w:b/>
@@ -730,6 +703,7 @@
     </w:tbl>
     <w:p>
       <w:pPr>
+        <w:spacing w:line="240" w:lineRule="auto"/>
         <w:ind w:right="-1"/>
         <w:jc w:val="center"/>
         <w:rPr>
@@ -742,6 +716,7 @@
     </w:p>
     <w:p>
       <w:pPr>
+        <w:spacing w:line="240" w:lineRule="auto"/>
         <w:ind w:right="-1"/>
         <w:jc w:val="center"/>
         <w:rPr>
@@ -1095,7 +1070,7 @@
             <w:pPr>
               <w:spacing w:after="0" w:line="240" w:lineRule="auto"/>
               <w:ind w:right="1165"/>
-              <w:jc w:val="both"/>
+              <w:jc w:val="center"/>
               <w:rPr>
                 <w:rFonts w:ascii="TimesNewRomanPSMT" w:hAnsi="TimesNewRomanPSMT"/>
                 <w:color w:val="000000"/>
@@ -1192,6 +1167,7 @@
     </w:tbl>
     <w:p>
       <w:pPr>
+        <w:spacing w:line="240" w:lineRule="auto"/>
         <w:ind w:right="-1"/>
         <w:rPr>
           <w:rFonts w:ascii="TimesNewRomanPSMT" w:hAnsi="TimesNewRomanPSMT"/>
@@ -1581,6 +1557,7 @@
     </w:tbl>
     <w:p>
       <w:pPr>
+        <w:spacing w:line="240" w:lineRule="auto"/>
         <w:ind w:right="-1"/>
         <w:jc w:val="center"/>
         <w:rPr>
@@ -1593,6 +1570,7 @@
     </w:p>
     <w:p>
       <w:pPr>
+        <w:spacing w:line="240" w:lineRule="auto"/>
         <w:ind w:right="-1"/>
         <w:jc w:val="center"/>
         <w:rPr>
@@ -1801,6 +1779,7 @@
     </w:tbl>
     <w:p>
       <w:pPr>
+        <w:spacing w:line="240" w:lineRule="auto"/>
         <w:ind w:right="-1"/>
         <w:rPr>
           <w:rFonts w:ascii="TimesNewRomanPSMT" w:hAnsi="TimesNewRomanPSMT"/>
@@ -1812,6 +1791,7 @@
     </w:p>
     <w:p>
       <w:pPr>
+        <w:spacing w:line="240" w:lineRule="auto"/>
         <w:ind w:right="-1"/>
         <w:rPr>
           <w:rFonts w:ascii="TimesNewRomanPSMT" w:hAnsi="TimesNewRomanPSMT"/>
@@ -1823,6 +1803,7 @@
     </w:p>
     <w:p>
       <w:pPr>
+        <w:spacing w:line="240" w:lineRule="auto"/>
         <w:jc w:val="center"/>
         <w:rPr>
           <w:rFonts w:ascii="TimesNewRomanPS-BoldMT" w:hAnsi="TimesNewRomanPS-BoldMT"/>
@@ -1836,6 +1817,7 @@
     </w:p>
     <w:p>
       <w:pPr>
+        <w:spacing w:line="240" w:lineRule="auto"/>
         <w:jc w:val="center"/>
         <w:rPr>
           <w:rFonts w:ascii="TimesNewRomanPS-BoldMT" w:hAnsi="TimesNewRomanPS-BoldMT"/>
@@ -1849,6 +1831,7 @@
     </w:p>
     <w:p>
       <w:pPr>
+        <w:spacing w:line="240" w:lineRule="auto"/>
         <w:jc w:val="center"/>
         <w:rPr>
           <w:rFonts w:ascii="TimesNewRomanPS-BoldMT" w:hAnsi="TimesNewRomanPS-BoldMT"/>
@@ -1862,6 +1845,7 @@
     </w:p>
     <w:p>
       <w:pPr>
+        <w:spacing w:line="240" w:lineRule="auto"/>
         <w:jc w:val="center"/>
         <w:rPr>
           <w:rFonts w:ascii="TimesNewRomanPS-BoldMT" w:hAnsi="TimesNewRomanPS-BoldMT"/>
@@ -1875,6 +1859,21 @@
     </w:p>
     <w:p>
       <w:pPr>
+        <w:spacing w:line="240" w:lineRule="auto"/>
+        <w:jc w:val="center"/>
+        <w:rPr>
+          <w:rFonts w:ascii="TimesNewRomanPS-BoldMT" w:hAnsi="TimesNewRomanPS-BoldMT"/>
+          <w:b/>
+          <w:bCs/>
+          <w:color w:val="000000"/>
+          <w:sz w:val="24"/>
+          <w:szCs w:val="24"/>
+        </w:rPr>
+      </w:pPr>
+    </w:p>
+    <w:p>
+      <w:pPr>
+        <w:spacing w:line="240" w:lineRule="auto"/>
         <w:jc w:val="center"/>
         <w:rPr>
           <w:rFonts w:ascii="TimesNewRomanPS-BoldMT" w:hAnsi="TimesNewRomanPS-BoldMT"/>
@@ -1936,15 +1935,19 @@
         <w:jc w:val="center"/>
         <w:rPr>
           <w:rFonts w:ascii="Times New Roman" w:hAnsi="Times New Roman"/>
-          <w:sz w:val="28"/>
-          <w:szCs w:val="28"/>
+          <w:b/>
+          <w:bCs/>
+          <w:sz w:val="32"/>
+          <w:szCs w:val="32"/>
         </w:rPr>
       </w:pPr>
       <w:r>
         <w:rPr>
           <w:rFonts w:ascii="Times New Roman" w:hAnsi="Times New Roman"/>
-          <w:sz w:val="28"/>
-          <w:szCs w:val="28"/>
+          <w:b/>
+          <w:bCs/>
+          <w:sz w:val="32"/>
+          <w:szCs w:val="32"/>
         </w:rPr>
         <w:lastRenderedPageBreak/>
         <w:t>Анализ предметной области</w:t>
@@ -1965,15 +1968,7 @@
           <w:sz w:val="28"/>
           <w:szCs w:val="28"/>
         </w:rPr>
-        <w:t xml:space="preserve">1. </w:t>
-      </w:r>
-      <w:r>
-        <w:rPr>
-          <w:rFonts w:ascii="Times New Roman" w:hAnsi="Times New Roman"/>
-          <w:sz w:val="28"/>
-          <w:szCs w:val="28"/>
-        </w:rPr>
-        <w:t xml:space="preserve">Название </w:t>
+        <w:t xml:space="preserve">1. Название </w:t>
       </w:r>
       <w:commentRangeStart w:id="1"/>
       <w:r>
@@ -2018,15 +2013,7 @@
           <w:sz w:val="28"/>
           <w:szCs w:val="28"/>
         </w:rPr>
-        <w:t>2</w:t>
-      </w:r>
-      <w:r>
-        <w:rPr>
-          <w:rFonts w:ascii="Times New Roman" w:hAnsi="Times New Roman"/>
-          <w:sz w:val="28"/>
-          <w:szCs w:val="28"/>
-        </w:rPr>
-        <w:t xml:space="preserve">. Расширенное описание предметной </w:t>
+        <w:t xml:space="preserve">2. Расширенное описание предметной </w:t>
       </w:r>
       <w:commentRangeStart w:id="2"/>
       <w:r>
@@ -2145,9 +2132,9 @@
         <w:tblLook w:val="04A0" w:firstRow="1" w:lastRow="0" w:firstColumn="1" w:lastColumn="0" w:noHBand="0" w:noVBand="1"/>
       </w:tblPr>
       <w:tblGrid>
-        <w:gridCol w:w="1271"/>
-        <w:gridCol w:w="4959"/>
-        <w:gridCol w:w="3115"/>
+        <w:gridCol w:w="1235"/>
+        <w:gridCol w:w="4794"/>
+        <w:gridCol w:w="3032"/>
       </w:tblGrid>
       <w:tr>
         <w:tc>
@@ -2702,9 +2689,9 @@
         <w:tblLook w:val="04A0" w:firstRow="1" w:lastRow="0" w:firstColumn="1" w:lastColumn="0" w:noHBand="0" w:noVBand="1"/>
       </w:tblPr>
       <w:tblGrid>
-        <w:gridCol w:w="1271"/>
-        <w:gridCol w:w="4959"/>
-        <w:gridCol w:w="3115"/>
+        <w:gridCol w:w="1239"/>
+        <w:gridCol w:w="4791"/>
+        <w:gridCol w:w="3031"/>
       </w:tblGrid>
       <w:tr>
         <w:tc>
@@ -3158,10 +3145,10 @@
         <w:tblLook w:val="04A0" w:firstRow="1" w:lastRow="0" w:firstColumn="1" w:lastColumn="0" w:noHBand="0" w:noVBand="1"/>
       </w:tblPr>
       <w:tblGrid>
-        <w:gridCol w:w="576"/>
-        <w:gridCol w:w="1752"/>
-        <w:gridCol w:w="3756"/>
-        <w:gridCol w:w="3261"/>
+        <w:gridCol w:w="570"/>
+        <w:gridCol w:w="1716"/>
+        <w:gridCol w:w="3622"/>
+        <w:gridCol w:w="3153"/>
       </w:tblGrid>
       <w:tr>
         <w:tc>
@@ -3670,23 +3657,7 @@
     </w:tbl>
     <w:p>
       <w:pPr>
-        <w:rPr>
-          <w:rFonts w:ascii="Times New Roman" w:hAnsi="Times New Roman"/>
-          <w:sz w:val="28"/>
-          <w:szCs w:val="28"/>
-        </w:rPr>
-      </w:pPr>
-      <w:r>
-        <w:rPr>
-          <w:rFonts w:ascii="Times New Roman" w:hAnsi="Times New Roman"/>
-          <w:sz w:val="28"/>
-          <w:szCs w:val="28"/>
-        </w:rPr>
-        <w:br w:type="page" w:clear="all"/>
-      </w:r>
-    </w:p>
-    <w:p>
-      <w:pPr>
+        <w:spacing w:after="0" w:line="360" w:lineRule="auto"/>
         <w:rPr>
           <w:rFonts w:ascii="Times New Roman" w:hAnsi="Times New Roman"/>
           <w:sz w:val="28"/>
@@ -4173,15 +4144,7 @@
           <w:sz w:val="24"/>
           <w:szCs w:val="24"/>
         </w:rPr>
-        <w:t xml:space="preserve"> – Неф</w:t>
-      </w:r>
-      <w:r>
-        <w:rPr>
-          <w:rFonts w:ascii="Times New Roman" w:hAnsi="Times New Roman"/>
-          <w:sz w:val="24"/>
-          <w:szCs w:val="24"/>
-        </w:rPr>
-        <w:t>ункциональные требования</w:t>
+        <w:t xml:space="preserve"> – Нефункциональные требования</w:t>
       </w:r>
       <w:commentRangeEnd w:id="14"/>
       <w:r>
@@ -4581,6 +4544,7 @@
     </w:tbl>
     <w:p>
       <w:pPr>
+        <w:spacing w:after="0" w:line="360" w:lineRule="auto"/>
         <w:rPr>
           <w:rFonts w:ascii="Times New Roman" w:hAnsi="Times New Roman"/>
           <w:sz w:val="28"/>
@@ -4606,6 +4570,18 @@
     </w:p>
     <w:p>
       <w:pPr>
+        <w:spacing w:after="0" w:line="360" w:lineRule="auto"/>
+        <w:ind w:firstLine="709"/>
+        <w:rPr>
+          <w:rFonts w:ascii="Times New Roman" w:hAnsi="Times New Roman"/>
+          <w:sz w:val="28"/>
+          <w:szCs w:val="28"/>
+        </w:rPr>
+      </w:pPr>
+    </w:p>
+    <w:p>
+      <w:pPr>
+        <w:spacing w:after="0" w:line="360" w:lineRule="auto"/>
         <w:rPr>
           <w:rFonts w:ascii="Times New Roman" w:hAnsi="Times New Roman"/>
           <w:sz w:val="28"/>
@@ -4631,6 +4607,7 @@
     </w:p>
     <w:p>
       <w:pPr>
+        <w:ind w:firstLine="709"/>
         <w:rPr>
           <w:rFonts w:ascii="Times New Roman" w:hAnsi="Times New Roman"/>
           <w:sz w:val="28"/>
@@ -4655,6 +4632,8 @@
         </w:rPr>
         <w:t xml:space="preserve">Рисунок 2 – Работа ПО </w:t>
       </w:r>
+      <w:commentRangeStart w:id="17"/>
+      <w:commentRangeStart w:id="18"/>
       <w:r>
         <w:rPr>
           <w:rFonts w:ascii="Times New Roman" w:hAnsi="Times New Roman"/>
@@ -4664,16 +4643,31 @@
         </w:rPr>
         <w:t>Название</w:t>
       </w:r>
+      <w:commentRangeEnd w:id="17"/>
+      <w:r>
+        <w:rPr>
+          <w:rStyle w:val="afd"/>
+        </w:rPr>
+        <w:commentReference w:id="17"/>
+      </w:r>
+      <w:commentRangeEnd w:id="18"/>
+      <w:r>
+        <w:rPr>
+          <w:rStyle w:val="afd"/>
+        </w:rPr>
+        <w:commentReference w:id="18"/>
+      </w:r>
     </w:p>
     <w:p>
       <w:pPr>
+        <w:spacing w:after="0" w:line="360" w:lineRule="auto"/>
         <w:rPr>
           <w:rFonts w:ascii="Times New Roman" w:hAnsi="Times New Roman"/>
           <w:sz w:val="28"/>
           <w:szCs w:val="28"/>
         </w:rPr>
       </w:pPr>
-      <w:commentRangeStart w:id="17"/>
+      <w:commentRangeStart w:id="19"/>
       <w:r>
         <w:rPr>
           <w:rFonts w:ascii="Times New Roman" w:hAnsi="Times New Roman"/>
@@ -4682,12 +4676,12 @@
         </w:rPr>
         <w:t>7. Контрольные вопросы</w:t>
       </w:r>
-      <w:commentRangeEnd w:id="17"/>
+      <w:commentRangeEnd w:id="19"/>
       <w:r>
         <w:rPr>
           <w:rStyle w:val="afd"/>
         </w:rPr>
-        <w:commentReference w:id="17"/>
+        <w:commentReference w:id="19"/>
       </w:r>
     </w:p>
     <w:p>
@@ -4695,7 +4689,7 @@
         <w:pStyle w:val="afa"/>
         <w:numPr>
           <w:ilvl w:val="0"/>
-          <w:numId w:val="2"/>
+          <w:numId w:val="4"/>
         </w:numPr>
         <w:tabs>
           <w:tab w:val="left" w:pos="1134"/>
@@ -4723,7 +4717,7 @@
         <w:pStyle w:val="afa"/>
         <w:numPr>
           <w:ilvl w:val="0"/>
-          <w:numId w:val="2"/>
+          <w:numId w:val="4"/>
         </w:numPr>
         <w:tabs>
           <w:tab w:val="left" w:pos="1134"/>
@@ -4751,7 +4745,7 @@
         <w:pStyle w:val="afa"/>
         <w:numPr>
           <w:ilvl w:val="0"/>
-          <w:numId w:val="2"/>
+          <w:numId w:val="4"/>
         </w:numPr>
         <w:tabs>
           <w:tab w:val="left" w:pos="1134"/>
@@ -4779,7 +4773,7 @@
         <w:pStyle w:val="afa"/>
         <w:numPr>
           <w:ilvl w:val="0"/>
-          <w:numId w:val="2"/>
+          <w:numId w:val="4"/>
         </w:numPr>
         <w:tabs>
           <w:tab w:val="left" w:pos="1134"/>
@@ -4807,7 +4801,7 @@
         <w:pStyle w:val="afa"/>
         <w:numPr>
           <w:ilvl w:val="0"/>
-          <w:numId w:val="2"/>
+          <w:numId w:val="4"/>
         </w:numPr>
         <w:tabs>
           <w:tab w:val="left" w:pos="1134"/>
@@ -4827,15 +4821,7 @@
           <w:sz w:val="28"/>
           <w:szCs w:val="36"/>
         </w:rPr>
-        <w:t>Какие инструменты можно использовать для документирования пре</w:t>
-      </w:r>
-      <w:r>
-        <w:rPr>
-          <w:rFonts w:ascii="Times New Roman" w:hAnsi="Times New Roman"/>
-          <w:sz w:val="28"/>
-          <w:szCs w:val="36"/>
-        </w:rPr>
-        <w:t>дметной области?</w:t>
+        <w:t>Какие инструменты можно использовать для документирования предметной области?</w:t>
       </w:r>
     </w:p>
     <w:p>
@@ -4857,9 +4843,16 @@
       </w:pPr>
     </w:p>
     <w:sectPr>
+      <w:headerReference w:type="even" r:id="rId15"/>
+      <w:headerReference w:type="default" r:id="rId16"/>
+      <w:footerReference w:type="even" r:id="rId17"/>
+      <w:footerReference w:type="default" r:id="rId18"/>
+      <w:headerReference w:type="first" r:id="rId19"/>
+      <w:footerReference w:type="first" r:id="rId20"/>
       <w:pgSz w:w="11906" w:h="16838"/>
-      <w:pgMar w:top="1134" w:right="850" w:bottom="1134" w:left="1701" w:header="708" w:footer="708" w:gutter="0"/>
+      <w:pgMar w:top="1134" w:right="1134" w:bottom="1134" w:left="1701" w:header="709" w:footer="709" w:gutter="0"/>
       <w:cols w:space="708"/>
+      <w:titlePg/>
       <w:docGrid w:linePitch="360"/>
     </w:sectPr>
   </w:body>
@@ -4899,7 +4892,31 @@
       </w:r>
       <w:r>
         <w:br/>
-        <w:t>Если вымышленная — выбрать логичное название (например: «ЛогистикПро», «FitLife Gym»).</w:t>
+        <w:t>Если вымышленная — выбрать логичное название (например: «</w:t>
+      </w:r>
+      <w:proofErr w:type="spellStart"/>
+      <w:r>
+        <w:t>ЛогистикПро</w:t>
+      </w:r>
+      <w:proofErr w:type="spellEnd"/>
+      <w:r>
+        <w:t>», «</w:t>
+      </w:r>
+      <w:proofErr w:type="spellStart"/>
+      <w:r>
+        <w:t>FitLife</w:t>
+      </w:r>
+      <w:proofErr w:type="spellEnd"/>
+      <w:r>
+        <w:t xml:space="preserve"> </w:t>
+      </w:r>
+      <w:proofErr w:type="spellStart"/>
+      <w:r>
+        <w:t>Gym</w:t>
+      </w:r>
+      <w:proofErr w:type="spellEnd"/>
+      <w:r>
+        <w:t>»).</w:t>
       </w:r>
     </w:p>
   </w:comment>
@@ -5301,7 +5318,31 @@
       </w:r>
       <w:r>
         <w:br/>
-        <w:t>Пример: «AutoLine CRM», «GymControl», «MedCheck».</w:t>
+        <w:t>Пример: «</w:t>
+      </w:r>
+      <w:proofErr w:type="spellStart"/>
+      <w:r>
+        <w:t>AutoLine</w:t>
+      </w:r>
+      <w:proofErr w:type="spellEnd"/>
+      <w:r>
+        <w:t xml:space="preserve"> CRM», «</w:t>
+      </w:r>
+      <w:proofErr w:type="spellStart"/>
+      <w:r>
+        <w:t>GymControl</w:t>
+      </w:r>
+      <w:proofErr w:type="spellEnd"/>
+      <w:r>
+        <w:t>», «</w:t>
+      </w:r>
+      <w:proofErr w:type="spellStart"/>
+      <w:r>
+        <w:t>MedCheck</w:t>
+      </w:r>
+      <w:proofErr w:type="spellEnd"/>
+      <w:r>
+        <w:t>».</w:t>
       </w:r>
     </w:p>
   </w:comment>
@@ -5337,7 +5378,15 @@
       </w:r>
       <w:r>
         <w:br/>
-        <w:t>• CRM, ERP, Helpdesk,</w:t>
+        <w:t xml:space="preserve">• CRM, ERP, </w:t>
+      </w:r>
+      <w:proofErr w:type="spellStart"/>
+      <w:r>
+        <w:t>Helpdesk</w:t>
+      </w:r>
+      <w:proofErr w:type="spellEnd"/>
+      <w:r>
+        <w:t>,</w:t>
       </w:r>
       <w:r>
         <w:br/>
@@ -5872,10 +5921,17 @@
           <w:b/>
           <w:bCs/>
         </w:rPr>
-        <w:t>пользовательский сценарий (Use Case)</w:t>
+        <w:t>пользовательский сценарий</w:t>
       </w:r>
       <w:r>
-        <w:t xml:space="preserve"> — как пользователь выполняет задачу в системе пошагово.</w:t>
+        <w:rPr>
+          <w:b/>
+          <w:bCs/>
+        </w:rPr>
+        <w:t xml:space="preserve"> </w:t>
+      </w:r>
+      <w:r>
+        <w:t>— как пользователь выполняет задачу в системе пошагово.</w:t>
       </w:r>
     </w:p>
     <w:p>
@@ -6123,7 +6179,36 @@
       </w:pPr>
     </w:p>
   </w:comment>
-  <w:comment w:id="17" w:author="Gvadoskr" w:date="2025-12-12T22:55:00Z" w:initials="DK">
+  <w:comment w:id="17" w:author="Gvadoskr" w:date="2025-12-17T17:28:00Z" w:initials="DK">
+    <w:p>
+      <w:pPr>
+        <w:pStyle w:val="afe"/>
+      </w:pPr>
+      <w:r>
+        <w:rPr>
+          <w:rStyle w:val="afd"/>
+        </w:rPr>
+        <w:annotationRef/>
+      </w:r>
+      <w:r>
+        <w:t>Указать свое название</w:t>
+      </w:r>
+    </w:p>
+  </w:comment>
+  <w:comment w:id="18" w:author="Gvadoskr" w:date="2025-12-17T17:29:00Z" w:initials="DK">
+    <w:p>
+      <w:pPr>
+        <w:pStyle w:val="afe"/>
+      </w:pPr>
+      <w:r>
+        <w:rPr>
+          <w:rStyle w:val="afd"/>
+        </w:rPr>
+        <w:annotationRef/>
+      </w:r>
+    </w:p>
+  </w:comment>
+  <w:comment w:id="19" w:author="Gvadoskr" w:date="2025-12-12T22:55:00Z" w:initials="DK">
     <w:p>
       <w:pPr>
         <w:pStyle w:val="afe"/>
@@ -6160,6 +6245,8 @@
   <w15:commentEx w15:paraId="274D18BD" w15:done="0"/>
   <w15:commentEx w15:paraId="57F5DC99" w15:done="0"/>
   <w15:commentEx w15:paraId="071BE0A2" w15:done="0"/>
+  <w15:commentEx w15:paraId="4FDA7B4F" w15:done="0"/>
+  <w15:commentEx w15:paraId="77879B14" w15:paraIdParent="4FDA7B4F" w15:done="0"/>
   <w15:commentEx w15:paraId="3B2D72F5" w15:done="0"/>
 </w15:commentsEx>
 </file>
@@ -6182,6 +6269,8 @@
   <w16cex:commentExtensible w16cex:durableId="2CE71BD3" w16cex:dateUtc="2025-12-12T19:55:00Z"/>
   <w16cex:commentExtensible w16cex:durableId="2CE71BD9" w16cex:dateUtc="2025-12-12T19:55:00Z"/>
   <w16cex:commentExtensible w16cex:durableId="2CE71BE3" w16cex:dateUtc="2025-12-12T19:55:00Z"/>
+  <w16cex:commentExtensible w16cex:durableId="2CED66D3" w16cex:dateUtc="2025-12-17T14:28:00Z"/>
+  <w16cex:commentExtensible w16cex:durableId="2CED66DD" w16cex:dateUtc="2025-12-17T14:29:00Z"/>
   <w16cex:commentExtensible w16cex:durableId="2CE71BED" w16cex:dateUtc="2025-12-12T19:55:00Z"/>
 </w16cex:commentsExtensible>
 </file>
@@ -6204,6 +6293,8 @@
   <w16cid:commentId w16cid:paraId="274D18BD" w16cid:durableId="2CE71BD3"/>
   <w16cid:commentId w16cid:paraId="57F5DC99" w16cid:durableId="2CE71BD9"/>
   <w16cid:commentId w16cid:paraId="071BE0A2" w16cid:durableId="2CE71BE3"/>
+  <w16cid:commentId w16cid:paraId="4FDA7B4F" w16cid:durableId="2CED66D3"/>
+  <w16cid:commentId w16cid:paraId="77879B14" w16cid:durableId="2CED66DD"/>
   <w16cid:commentId w16cid:paraId="3B2D72F5" w16cid:durableId="2CE71BED"/>
 </w16cid:commentsIds>
 </file>
@@ -6233,6 +6324,64 @@
 </w:endnotes>
 </file>
 
+<file path=word/footer1.xml><?xml version="1.0" encoding="utf-8"?>
+<w:ftr xmlns:wpc="http://schemas.microsoft.com/office/word/2010/wordprocessingCanvas" xmlns:cx="http://schemas.microsoft.com/office/drawing/2014/chartex" xmlns:cx1="http://schemas.microsoft.com/office/drawing/2015/9/8/chartex" xmlns:cx2="http://schemas.microsoft.com/office/drawing/2015/10/21/chartex" xmlns:cx3="http://schemas.microsoft.com/office/drawing/2016/5/9/chartex" xmlns:cx4="http://schemas.microsoft.com/office/drawing/2016/5/10/chartex" xmlns:cx5="http://schemas.microsoft.com/office/drawing/2016/5/11/chartex" xmlns:cx6="http://schemas.microsoft.com/office/drawing/2016/5/12/chartex" xmlns:cx7="http://schemas.microsoft.com/office/drawing/2016/5/13/chartex" xmlns:cx8="http://schemas.microsoft.com/office/drawing/2016/5/14/chartex" xmlns:mc="http://schemas.openxmlformats.org/markup-compatibility/2006" xmlns:aink="http://schemas.microsoft.com/office/drawing/2016/ink" xmlns:am3d="http://schemas.microsoft.com/office/drawing/2017/model3d" xmlns:o="urn:schemas-microsoft-com:office:office" xmlns:r="http://schemas.openxmlformats.org/officeDocument/2006/relationships" xmlns:m="http://schemas.openxmlformats.org/officeDocument/2006/math" xmlns:v="urn:schemas-microsoft-com:vml" xmlns:wp14="http://schemas.microsoft.com/office/word/2010/wordprocessingDrawing" xmlns:wp="http://schemas.openxmlformats.org/drawingml/2006/wordprocessingDrawing" xmlns:w10="urn:schemas-microsoft-com:office:word" xmlns:w="http://schemas.openxmlformats.org/wordprocessingml/2006/main" xmlns:w14="http://schemas.microsoft.com/office/word/2010/wordml" xmlns:w15="http://schemas.microsoft.com/office/word/2012/wordml" xmlns:w16cex="http://schemas.microsoft.com/office/word/2018/wordml/cex" xmlns:w16cid="http://schemas.microsoft.com/office/word/2016/wordml/cid" xmlns:w16="http://schemas.microsoft.com/office/word/2018/wordml" xmlns:w16sdtdh="http://schemas.microsoft.com/office/word/2020/wordml/sdtdatahash" xmlns:w16se="http://schemas.microsoft.com/office/word/2015/wordml/symex" xmlns:wpg="http://schemas.microsoft.com/office/word/2010/wordprocessingGroup" xmlns:wpi="http://schemas.microsoft.com/office/word/2010/wordprocessingInk" xmlns:wne="http://schemas.microsoft.com/office/word/2006/wordml" xmlns:wps="http://schemas.microsoft.com/office/word/2010/wordprocessingShape" mc:Ignorable="w14 w15 w16se w16cid w16 w16cex w16sdtdh wp14">
+  <w:p>
+    <w:pPr>
+      <w:pStyle w:val="ac"/>
+    </w:pPr>
+  </w:p>
+</w:ftr>
+</file>
+
+<file path=word/footer2.xml><?xml version="1.0" encoding="utf-8"?>
+<w:ftr xmlns:wpc="http://schemas.microsoft.com/office/word/2010/wordprocessingCanvas" xmlns:cx="http://schemas.microsoft.com/office/drawing/2014/chartex" xmlns:cx1="http://schemas.microsoft.com/office/drawing/2015/9/8/chartex" xmlns:cx2="http://schemas.microsoft.com/office/drawing/2015/10/21/chartex" xmlns:cx3="http://schemas.microsoft.com/office/drawing/2016/5/9/chartex" xmlns:cx4="http://schemas.microsoft.com/office/drawing/2016/5/10/chartex" xmlns:cx5="http://schemas.microsoft.com/office/drawing/2016/5/11/chartex" xmlns:cx6="http://schemas.microsoft.com/office/drawing/2016/5/12/chartex" xmlns:cx7="http://schemas.microsoft.com/office/drawing/2016/5/13/chartex" xmlns:cx8="http://schemas.microsoft.com/office/drawing/2016/5/14/chartex" xmlns:mc="http://schemas.openxmlformats.org/markup-compatibility/2006" xmlns:aink="http://schemas.microsoft.com/office/drawing/2016/ink" xmlns:am3d="http://schemas.microsoft.com/office/drawing/2017/model3d" xmlns:o="urn:schemas-microsoft-com:office:office" xmlns:r="http://schemas.openxmlformats.org/officeDocument/2006/relationships" xmlns:m="http://schemas.openxmlformats.org/officeDocument/2006/math" xmlns:v="urn:schemas-microsoft-com:vml" xmlns:wp14="http://schemas.microsoft.com/office/word/2010/wordprocessingDrawing" xmlns:wp="http://schemas.openxmlformats.org/drawingml/2006/wordprocessingDrawing" xmlns:w10="urn:schemas-microsoft-com:office:word" xmlns:w="http://schemas.openxmlformats.org/wordprocessingml/2006/main" xmlns:w14="http://schemas.microsoft.com/office/word/2010/wordml" xmlns:w15="http://schemas.microsoft.com/office/word/2012/wordml" xmlns:w16cex="http://schemas.microsoft.com/office/word/2018/wordml/cex" xmlns:w16cid="http://schemas.microsoft.com/office/word/2016/wordml/cid" xmlns:w16="http://schemas.microsoft.com/office/word/2018/wordml" xmlns:w16sdtdh="http://schemas.microsoft.com/office/word/2020/wordml/sdtdatahash" xmlns:w16se="http://schemas.microsoft.com/office/word/2015/wordml/symex" xmlns:wpg="http://schemas.microsoft.com/office/word/2010/wordprocessingGroup" xmlns:wpi="http://schemas.microsoft.com/office/word/2010/wordprocessingInk" xmlns:wne="http://schemas.microsoft.com/office/word/2006/wordml" xmlns:wps="http://schemas.microsoft.com/office/word/2010/wordprocessingShape" mc:Ignorable="w14 w15 w16se w16cid w16 w16cex w16sdtdh wp14">
+  <w:sdt>
+    <w:sdtPr>
+      <w:id w:val="-180739589"/>
+      <w:docPartObj>
+        <w:docPartGallery w:val="Page Numbers (Bottom of Page)"/>
+        <w:docPartUnique/>
+      </w:docPartObj>
+    </w:sdtPr>
+    <w:sdtEndPr/>
+    <w:sdtContent>
+      <w:p>
+        <w:pPr>
+          <w:pStyle w:val="ac"/>
+          <w:jc w:val="center"/>
+        </w:pPr>
+        <w:r>
+          <w:fldChar w:fldCharType="begin"/>
+        </w:r>
+        <w:r>
+          <w:instrText>PAGE   \* MERGEFORMAT</w:instrText>
+        </w:r>
+        <w:r>
+          <w:fldChar w:fldCharType="separate"/>
+        </w:r>
+        <w:r>
+          <w:t>2</w:t>
+        </w:r>
+        <w:r>
+          <w:fldChar w:fldCharType="end"/>
+        </w:r>
+      </w:p>
+    </w:sdtContent>
+  </w:sdt>
+</w:ftr>
+</file>
+
+<file path=word/footer3.xml><?xml version="1.0" encoding="utf-8"?>
+<w:ftr xmlns:wpc="http://schemas.microsoft.com/office/word/2010/wordprocessingCanvas" xmlns:cx="http://schemas.microsoft.com/office/drawing/2014/chartex" xmlns:cx1="http://schemas.microsoft.com/office/drawing/2015/9/8/chartex" xmlns:cx2="http://schemas.microsoft.com/office/drawing/2015/10/21/chartex" xmlns:cx3="http://schemas.microsoft.com/office/drawing/2016/5/9/chartex" xmlns:cx4="http://schemas.microsoft.com/office/drawing/2016/5/10/chartex" xmlns:cx5="http://schemas.microsoft.com/office/drawing/2016/5/11/chartex" xmlns:cx6="http://schemas.microsoft.com/office/drawing/2016/5/12/chartex" xmlns:cx7="http://schemas.microsoft.com/office/drawing/2016/5/13/chartex" xmlns:cx8="http://schemas.microsoft.com/office/drawing/2016/5/14/chartex" xmlns:mc="http://schemas.openxmlformats.org/markup-compatibility/2006" xmlns:aink="http://schemas.microsoft.com/office/drawing/2016/ink" xmlns:am3d="http://schemas.microsoft.com/office/drawing/2017/model3d" xmlns:o="urn:schemas-microsoft-com:office:office" xmlns:r="http://schemas.openxmlformats.org/officeDocument/2006/relationships" xmlns:m="http://schemas.openxmlformats.org/officeDocument/2006/math" xmlns:v="urn:schemas-microsoft-com:vml" xmlns:wp14="http://schemas.microsoft.com/office/word/2010/wordprocessingDrawing" xmlns:wp="http://schemas.openxmlformats.org/drawingml/2006/wordprocessingDrawing" xmlns:w10="urn:schemas-microsoft-com:office:word" xmlns:w="http://schemas.openxmlformats.org/wordprocessingml/2006/main" xmlns:w14="http://schemas.microsoft.com/office/word/2010/wordml" xmlns:w15="http://schemas.microsoft.com/office/word/2012/wordml" xmlns:w16cex="http://schemas.microsoft.com/office/word/2018/wordml/cex" xmlns:w16cid="http://schemas.microsoft.com/office/word/2016/wordml/cid" xmlns:w16="http://schemas.microsoft.com/office/word/2018/wordml" xmlns:w16sdtdh="http://schemas.microsoft.com/office/word/2020/wordml/sdtdatahash" xmlns:w16se="http://schemas.microsoft.com/office/word/2015/wordml/symex" xmlns:wpg="http://schemas.microsoft.com/office/word/2010/wordprocessingGroup" xmlns:wpi="http://schemas.microsoft.com/office/word/2010/wordprocessingInk" xmlns:wne="http://schemas.microsoft.com/office/word/2006/wordml" xmlns:wps="http://schemas.microsoft.com/office/word/2010/wordprocessingShape" mc:Ignorable="w14 w15 w16se w16cid w16 w16cex w16sdtdh wp14">
+  <w:p>
+    <w:pPr>
+      <w:pStyle w:val="ac"/>
+    </w:pPr>
+  </w:p>
+</w:ftr>
+</file>
+
 <file path=word/footnotes.xml><?xml version="1.0" encoding="utf-8"?>
 <w:footnotes xmlns:wpc="http://schemas.microsoft.com/office/word/2010/wordprocessingCanvas" xmlns:cx="http://schemas.microsoft.com/office/drawing/2014/chartex" xmlns:cx1="http://schemas.microsoft.com/office/drawing/2015/9/8/chartex" xmlns:cx2="http://schemas.microsoft.com/office/drawing/2015/10/21/chartex" xmlns:cx3="http://schemas.microsoft.com/office/drawing/2016/5/9/chartex" xmlns:cx4="http://schemas.microsoft.com/office/drawing/2016/5/10/chartex" xmlns:cx5="http://schemas.microsoft.com/office/drawing/2016/5/11/chartex" xmlns:cx6="http://schemas.microsoft.com/office/drawing/2016/5/12/chartex" xmlns:cx7="http://schemas.microsoft.com/office/drawing/2016/5/13/chartex" xmlns:cx8="http://schemas.microsoft.com/office/drawing/2016/5/14/chartex" xmlns:mc="http://schemas.openxmlformats.org/markup-compatibility/2006" xmlns:aink="http://schemas.microsoft.com/office/drawing/2016/ink" xmlns:am3d="http://schemas.microsoft.com/office/drawing/2017/model3d" xmlns:o="urn:schemas-microsoft-com:office:office" xmlns:r="http://schemas.openxmlformats.org/officeDocument/2006/relationships" xmlns:m="http://schemas.openxmlformats.org/officeDocument/2006/math" xmlns:v="urn:schemas-microsoft-com:vml" xmlns:wp14="http://schemas.microsoft.com/office/word/2010/wordprocessingDrawing" xmlns:wp="http://schemas.openxmlformats.org/drawingml/2006/wordprocessingDrawing" xmlns:w10="urn:schemas-microsoft-com:office:word" xmlns:w="http://schemas.openxmlformats.org/wordprocessingml/2006/main" xmlns:w14="http://schemas.microsoft.com/office/word/2010/wordml" xmlns:w15="http://schemas.microsoft.com/office/word/2012/wordml" xmlns:w16cex="http://schemas.microsoft.com/office/word/2018/wordml/cex" xmlns:w16cid="http://schemas.microsoft.com/office/word/2016/wordml/cid" xmlns:w16="http://schemas.microsoft.com/office/word/2018/wordml" xmlns:w16sdtdh="http://schemas.microsoft.com/office/word/2020/wordml/sdtdatahash" xmlns:w16se="http://schemas.microsoft.com/office/word/2015/wordml/symex" xmlns:wpg="http://schemas.microsoft.com/office/word/2010/wordprocessingGroup" xmlns:wpi="http://schemas.microsoft.com/office/word/2010/wordprocessingInk" xmlns:wne="http://schemas.microsoft.com/office/word/2006/wordml" xmlns:wps="http://schemas.microsoft.com/office/word/2010/wordprocessingShape" mc:Ignorable="w14 w15 w16se w16cid w16 w16cex w16sdtdh wp14">
   <w:footnote w:type="separator" w:id="-1">
@@ -6258,9 +6407,152 @@
 </w:footnotes>
 </file>
 
+<file path=word/header1.xml><?xml version="1.0" encoding="utf-8"?>
+<w:hdr xmlns:wpc="http://schemas.microsoft.com/office/word/2010/wordprocessingCanvas" xmlns:cx="http://schemas.microsoft.com/office/drawing/2014/chartex" xmlns:cx1="http://schemas.microsoft.com/office/drawing/2015/9/8/chartex" xmlns:cx2="http://schemas.microsoft.com/office/drawing/2015/10/21/chartex" xmlns:cx3="http://schemas.microsoft.com/office/drawing/2016/5/9/chartex" xmlns:cx4="http://schemas.microsoft.com/office/drawing/2016/5/10/chartex" xmlns:cx5="http://schemas.microsoft.com/office/drawing/2016/5/11/chartex" xmlns:cx6="http://schemas.microsoft.com/office/drawing/2016/5/12/chartex" xmlns:cx7="http://schemas.microsoft.com/office/drawing/2016/5/13/chartex" xmlns:cx8="http://schemas.microsoft.com/office/drawing/2016/5/14/chartex" xmlns:mc="http://schemas.openxmlformats.org/markup-compatibility/2006" xmlns:aink="http://schemas.microsoft.com/office/drawing/2016/ink" xmlns:am3d="http://schemas.microsoft.com/office/drawing/2017/model3d" xmlns:o="urn:schemas-microsoft-com:office:office" xmlns:r="http://schemas.openxmlformats.org/officeDocument/2006/relationships" xmlns:m="http://schemas.openxmlformats.org/officeDocument/2006/math" xmlns:v="urn:schemas-microsoft-com:vml" xmlns:wp14="http://schemas.microsoft.com/office/word/2010/wordprocessingDrawing" xmlns:wp="http://schemas.openxmlformats.org/drawingml/2006/wordprocessingDrawing" xmlns:w10="urn:schemas-microsoft-com:office:word" xmlns:w="http://schemas.openxmlformats.org/wordprocessingml/2006/main" xmlns:w14="http://schemas.microsoft.com/office/word/2010/wordml" xmlns:w15="http://schemas.microsoft.com/office/word/2012/wordml" xmlns:w16cex="http://schemas.microsoft.com/office/word/2018/wordml/cex" xmlns:w16cid="http://schemas.microsoft.com/office/word/2016/wordml/cid" xmlns:w16="http://schemas.microsoft.com/office/word/2018/wordml" xmlns:w16sdtdh="http://schemas.microsoft.com/office/word/2020/wordml/sdtdatahash" xmlns:w16se="http://schemas.microsoft.com/office/word/2015/wordml/symex" xmlns:wpg="http://schemas.microsoft.com/office/word/2010/wordprocessingGroup" xmlns:wpi="http://schemas.microsoft.com/office/word/2010/wordprocessingInk" xmlns:wne="http://schemas.microsoft.com/office/word/2006/wordml" xmlns:wps="http://schemas.microsoft.com/office/word/2010/wordprocessingShape" mc:Ignorable="w14 w15 w16se w16cid w16 w16cex w16sdtdh wp14">
+  <w:p>
+    <w:pPr>
+      <w:pStyle w:val="aa"/>
+    </w:pPr>
+  </w:p>
+</w:hdr>
+</file>
+
+<file path=word/header2.xml><?xml version="1.0" encoding="utf-8"?>
+<w:hdr xmlns:wpc="http://schemas.microsoft.com/office/word/2010/wordprocessingCanvas" xmlns:cx="http://schemas.microsoft.com/office/drawing/2014/chartex" xmlns:cx1="http://schemas.microsoft.com/office/drawing/2015/9/8/chartex" xmlns:cx2="http://schemas.microsoft.com/office/drawing/2015/10/21/chartex" xmlns:cx3="http://schemas.microsoft.com/office/drawing/2016/5/9/chartex" xmlns:cx4="http://schemas.microsoft.com/office/drawing/2016/5/10/chartex" xmlns:cx5="http://schemas.microsoft.com/office/drawing/2016/5/11/chartex" xmlns:cx6="http://schemas.microsoft.com/office/drawing/2016/5/12/chartex" xmlns:cx7="http://schemas.microsoft.com/office/drawing/2016/5/13/chartex" xmlns:cx8="http://schemas.microsoft.com/office/drawing/2016/5/14/chartex" xmlns:mc="http://schemas.openxmlformats.org/markup-compatibility/2006" xmlns:aink="http://schemas.microsoft.com/office/drawing/2016/ink" xmlns:am3d="http://schemas.microsoft.com/office/drawing/2017/model3d" xmlns:o="urn:schemas-microsoft-com:office:office" xmlns:r="http://schemas.openxmlformats.org/officeDocument/2006/relationships" xmlns:m="http://schemas.openxmlformats.org/officeDocument/2006/math" xmlns:v="urn:schemas-microsoft-com:vml" xmlns:wp14="http://schemas.microsoft.com/office/word/2010/wordprocessingDrawing" xmlns:wp="http://schemas.openxmlformats.org/drawingml/2006/wordprocessingDrawing" xmlns:w10="urn:schemas-microsoft-com:office:word" xmlns:w="http://schemas.openxmlformats.org/wordprocessingml/2006/main" xmlns:w14="http://schemas.microsoft.com/office/word/2010/wordml" xmlns:w15="http://schemas.microsoft.com/office/word/2012/wordml" xmlns:w16cex="http://schemas.microsoft.com/office/word/2018/wordml/cex" xmlns:w16cid="http://schemas.microsoft.com/office/word/2016/wordml/cid" xmlns:w16="http://schemas.microsoft.com/office/word/2018/wordml" xmlns:w16sdtdh="http://schemas.microsoft.com/office/word/2020/wordml/sdtdatahash" xmlns:w16se="http://schemas.microsoft.com/office/word/2015/wordml/symex" xmlns:wpg="http://schemas.microsoft.com/office/word/2010/wordprocessingGroup" xmlns:wpi="http://schemas.microsoft.com/office/word/2010/wordprocessingInk" xmlns:wne="http://schemas.microsoft.com/office/word/2006/wordml" xmlns:wps="http://schemas.microsoft.com/office/word/2010/wordprocessingShape" mc:Ignorable="w14 w15 w16se w16cid w16 w16cex w16sdtdh wp14">
+  <w:p>
+    <w:pPr>
+      <w:pStyle w:val="aa"/>
+    </w:pPr>
+  </w:p>
+</w:hdr>
+</file>
+
+<file path=word/header3.xml><?xml version="1.0" encoding="utf-8"?>
+<w:hdr xmlns:wpc="http://schemas.microsoft.com/office/word/2010/wordprocessingCanvas" xmlns:cx="http://schemas.microsoft.com/office/drawing/2014/chartex" xmlns:cx1="http://schemas.microsoft.com/office/drawing/2015/9/8/chartex" xmlns:cx2="http://schemas.microsoft.com/office/drawing/2015/10/21/chartex" xmlns:cx3="http://schemas.microsoft.com/office/drawing/2016/5/9/chartex" xmlns:cx4="http://schemas.microsoft.com/office/drawing/2016/5/10/chartex" xmlns:cx5="http://schemas.microsoft.com/office/drawing/2016/5/11/chartex" xmlns:cx6="http://schemas.microsoft.com/office/drawing/2016/5/12/chartex" xmlns:cx7="http://schemas.microsoft.com/office/drawing/2016/5/13/chartex" xmlns:cx8="http://schemas.microsoft.com/office/drawing/2016/5/14/chartex" xmlns:mc="http://schemas.openxmlformats.org/markup-compatibility/2006" xmlns:aink="http://schemas.microsoft.com/office/drawing/2016/ink" xmlns:am3d="http://schemas.microsoft.com/office/drawing/2017/model3d" xmlns:o="urn:schemas-microsoft-com:office:office" xmlns:r="http://schemas.openxmlformats.org/officeDocument/2006/relationships" xmlns:m="http://schemas.openxmlformats.org/officeDocument/2006/math" xmlns:v="urn:schemas-microsoft-com:vml" xmlns:wp14="http://schemas.microsoft.com/office/word/2010/wordprocessingDrawing" xmlns:wp="http://schemas.openxmlformats.org/drawingml/2006/wordprocessingDrawing" xmlns:w10="urn:schemas-microsoft-com:office:word" xmlns:w="http://schemas.openxmlformats.org/wordprocessingml/2006/main" xmlns:w14="http://schemas.microsoft.com/office/word/2010/wordml" xmlns:w15="http://schemas.microsoft.com/office/word/2012/wordml" xmlns:w16cex="http://schemas.microsoft.com/office/word/2018/wordml/cex" xmlns:w16cid="http://schemas.microsoft.com/office/word/2016/wordml/cid" xmlns:w16="http://schemas.microsoft.com/office/word/2018/wordml" xmlns:w16sdtdh="http://schemas.microsoft.com/office/word/2020/wordml/sdtdatahash" xmlns:w16se="http://schemas.microsoft.com/office/word/2015/wordml/symex" xmlns:wpg="http://schemas.microsoft.com/office/word/2010/wordprocessingGroup" xmlns:wpi="http://schemas.microsoft.com/office/word/2010/wordprocessingInk" xmlns:wne="http://schemas.microsoft.com/office/word/2006/wordml" xmlns:wps="http://schemas.microsoft.com/office/word/2010/wordprocessingShape" mc:Ignorable="w14 w15 w16se w16cid w16 w16cex w16sdtdh wp14">
+  <w:p>
+    <w:pPr>
+      <w:pStyle w:val="aa"/>
+    </w:pPr>
+  </w:p>
+</w:hdr>
+</file>
+
 <file path=word/numbering.xml><?xml version="1.0" encoding="utf-8"?>
 <w:numbering xmlns:wpc="http://schemas.microsoft.com/office/word/2010/wordprocessingCanvas" xmlns:cx="http://schemas.microsoft.com/office/drawing/2014/chartex" xmlns:cx1="http://schemas.microsoft.com/office/drawing/2015/9/8/chartex" xmlns:cx2="http://schemas.microsoft.com/office/drawing/2015/10/21/chartex" xmlns:cx3="http://schemas.microsoft.com/office/drawing/2016/5/9/chartex" xmlns:cx4="http://schemas.microsoft.com/office/drawing/2016/5/10/chartex" xmlns:cx5="http://schemas.microsoft.com/office/drawing/2016/5/11/chartex" xmlns:cx6="http://schemas.microsoft.com/office/drawing/2016/5/12/chartex" xmlns:cx7="http://schemas.microsoft.com/office/drawing/2016/5/13/chartex" xmlns:cx8="http://schemas.microsoft.com/office/drawing/2016/5/14/chartex" xmlns:mc="http://schemas.openxmlformats.org/markup-compatibility/2006" xmlns:aink="http://schemas.microsoft.com/office/drawing/2016/ink" xmlns:am3d="http://schemas.microsoft.com/office/drawing/2017/model3d" xmlns:o="urn:schemas-microsoft-com:office:office" xmlns:r="http://schemas.openxmlformats.org/officeDocument/2006/relationships" xmlns:m="http://schemas.openxmlformats.org/officeDocument/2006/math" xmlns:v="urn:schemas-microsoft-com:vml" xmlns:wp14="http://schemas.microsoft.com/office/word/2010/wordprocessingDrawing" xmlns:wp="http://schemas.openxmlformats.org/drawingml/2006/wordprocessingDrawing" xmlns:w10="urn:schemas-microsoft-com:office:word" xmlns:w="http://schemas.openxmlformats.org/wordprocessingml/2006/main" xmlns:w14="http://schemas.microsoft.com/office/word/2010/wordml" xmlns:w15="http://schemas.microsoft.com/office/word/2012/wordml" xmlns:w16cex="http://schemas.microsoft.com/office/word/2018/wordml/cex" xmlns:w16cid="http://schemas.microsoft.com/office/word/2016/wordml/cid" xmlns:w16="http://schemas.microsoft.com/office/word/2018/wordml" xmlns:w16sdtdh="http://schemas.microsoft.com/office/word/2020/wordml/sdtdatahash" xmlns:w16se="http://schemas.microsoft.com/office/word/2015/wordml/symex" xmlns:wpg="http://schemas.microsoft.com/office/word/2010/wordprocessingGroup" xmlns:wpi="http://schemas.microsoft.com/office/word/2010/wordprocessingInk" xmlns:wne="http://schemas.microsoft.com/office/word/2006/wordml" xmlns:wps="http://schemas.microsoft.com/office/word/2010/wordprocessingShape" mc:Ignorable="w14 w15 w16se w16cid w16 w16cex w16sdtdh wp14">
   <w:abstractNum w:abstractNumId="0" w15:restartNumberingAfterBreak="0">
+    <w:nsid w:val="166734F6"/>
+    <w:multiLevelType w:val="hybridMultilevel"/>
+    <w:tmpl w:val="FA1A51E2"/>
+    <w:lvl w:ilvl="0" w:tplc="CEA888EA">
+      <w:start w:val="1"/>
+      <w:numFmt w:val="bullet"/>
+      <w:lvlText w:val=""/>
+      <w:lvlJc w:val="left"/>
+      <w:pPr>
+        <w:ind w:left="1429" w:hanging="360"/>
+      </w:pPr>
+      <w:rPr>
+        <w:rFonts w:ascii="Symbol" w:hAnsi="Symbol" w:hint="default"/>
+      </w:rPr>
+    </w:lvl>
+    <w:lvl w:ilvl="1" w:tplc="FFFFFFFF">
+      <w:start w:val="1"/>
+      <w:numFmt w:val="bullet"/>
+      <w:lvlText w:val="o"/>
+      <w:lvlJc w:val="left"/>
+      <w:pPr>
+        <w:ind w:left="2149" w:hanging="360"/>
+      </w:pPr>
+      <w:rPr>
+        <w:rFonts w:ascii="Courier New" w:hAnsi="Courier New" w:cs="Courier New" w:hint="default"/>
+      </w:rPr>
+    </w:lvl>
+    <w:lvl w:ilvl="2" w:tplc="FFFFFFFF">
+      <w:start w:val="1"/>
+      <w:numFmt w:val="bullet"/>
+      <w:lvlText w:val=""/>
+      <w:lvlJc w:val="left"/>
+      <w:pPr>
+        <w:ind w:left="2869" w:hanging="360"/>
+      </w:pPr>
+      <w:rPr>
+        <w:rFonts w:ascii="Wingdings" w:hAnsi="Wingdings" w:hint="default"/>
+      </w:rPr>
+    </w:lvl>
+    <w:lvl w:ilvl="3" w:tplc="FFFFFFFF">
+      <w:start w:val="1"/>
+      <w:numFmt w:val="bullet"/>
+      <w:lvlText w:val=""/>
+      <w:lvlJc w:val="left"/>
+      <w:pPr>
+        <w:ind w:left="3589" w:hanging="360"/>
+      </w:pPr>
+      <w:rPr>
+        <w:rFonts w:ascii="Symbol" w:hAnsi="Symbol" w:hint="default"/>
+      </w:rPr>
+    </w:lvl>
+    <w:lvl w:ilvl="4" w:tplc="FFFFFFFF">
+      <w:start w:val="1"/>
+      <w:numFmt w:val="bullet"/>
+      <w:lvlText w:val="o"/>
+      <w:lvlJc w:val="left"/>
+      <w:pPr>
+        <w:ind w:left="4309" w:hanging="360"/>
+      </w:pPr>
+      <w:rPr>
+        <w:rFonts w:ascii="Courier New" w:hAnsi="Courier New" w:cs="Courier New" w:hint="default"/>
+      </w:rPr>
+    </w:lvl>
+    <w:lvl w:ilvl="5" w:tplc="FFFFFFFF">
+      <w:start w:val="1"/>
+      <w:numFmt w:val="bullet"/>
+      <w:lvlText w:val=""/>
+      <w:lvlJc w:val="left"/>
+      <w:pPr>
+        <w:ind w:left="5029" w:hanging="360"/>
+      </w:pPr>
+      <w:rPr>
+        <w:rFonts w:ascii="Wingdings" w:hAnsi="Wingdings" w:hint="default"/>
+      </w:rPr>
+    </w:lvl>
+    <w:lvl w:ilvl="6" w:tplc="FFFFFFFF">
+      <w:start w:val="1"/>
+      <w:numFmt w:val="bullet"/>
+      <w:lvlText w:val=""/>
+      <w:lvlJc w:val="left"/>
+      <w:pPr>
+        <w:ind w:left="5749" w:hanging="360"/>
+      </w:pPr>
+      <w:rPr>
+        <w:rFonts w:ascii="Symbol" w:hAnsi="Symbol" w:hint="default"/>
+      </w:rPr>
+    </w:lvl>
+    <w:lvl w:ilvl="7" w:tplc="FFFFFFFF">
+      <w:start w:val="1"/>
+      <w:numFmt w:val="bullet"/>
+      <w:lvlText w:val="o"/>
+      <w:lvlJc w:val="left"/>
+      <w:pPr>
+        <w:ind w:left="6469" w:hanging="360"/>
+      </w:pPr>
+      <w:rPr>
+        <w:rFonts w:ascii="Courier New" w:hAnsi="Courier New" w:cs="Courier New" w:hint="default"/>
+      </w:rPr>
+    </w:lvl>
+    <w:lvl w:ilvl="8" w:tplc="FFFFFFFF">
+      <w:start w:val="1"/>
+      <w:numFmt w:val="bullet"/>
+      <w:lvlText w:val=""/>
+      <w:lvlJc w:val="left"/>
+      <w:pPr>
+        <w:ind w:left="7189" w:hanging="360"/>
+      </w:pPr>
+      <w:rPr>
+        <w:rFonts w:ascii="Wingdings" w:hAnsi="Wingdings" w:hint="default"/>
+      </w:rPr>
+    </w:lvl>
+  </w:abstractNum>
+  <w:abstractNum w:abstractNumId="1" w15:restartNumberingAfterBreak="0">
     <w:nsid w:val="2F0173B2"/>
     <w:multiLevelType w:val="multilevel"/>
     <w:tmpl w:val="98EAD0C4"/>
@@ -6373,7 +6665,7 @@
       </w:pPr>
     </w:lvl>
   </w:abstractNum>
-  <w:abstractNum w:abstractNumId="1" w15:restartNumberingAfterBreak="0">
+  <w:abstractNum w:abstractNumId="2" w15:restartNumberingAfterBreak="0">
     <w:nsid w:val="35692E34"/>
     <w:multiLevelType w:val="hybridMultilevel"/>
     <w:tmpl w:val="64AA31B8"/>
@@ -6486,7 +6778,7 @@
       </w:rPr>
     </w:lvl>
   </w:abstractNum>
-  <w:abstractNum w:abstractNumId="2" w15:restartNumberingAfterBreak="0">
+  <w:abstractNum w:abstractNumId="3" w15:restartNumberingAfterBreak="0">
     <w:nsid w:val="4A5146A6"/>
     <w:multiLevelType w:val="hybridMultilevel"/>
     <w:tmpl w:val="41A4C20E"/>
@@ -6600,12 +6892,15 @@
     </w:lvl>
   </w:abstractNum>
   <w:num w:numId="1">
+    <w:abstractNumId w:val="3"/>
+  </w:num>
+  <w:num w:numId="2">
     <w:abstractNumId w:val="2"/>
   </w:num>
-  <w:num w:numId="2">
+  <w:num w:numId="3">
     <w:abstractNumId w:val="1"/>
   </w:num>
-  <w:num w:numId="3">
+  <w:num w:numId="4">
     <w:abstractNumId w:val="0"/>
   </w:num>
 </w:numbering>
@@ -6791,7 +7086,7 @@
     <w:lsdException w:name="Table Web 2" w:semiHidden="1" w:unhideWhenUsed="1"/>
     <w:lsdException w:name="Table Web 3" w:semiHidden="1" w:unhideWhenUsed="1"/>
     <w:lsdException w:name="Balloon Text" w:semiHidden="1" w:unhideWhenUsed="1"/>
-    <w:lsdException w:name="Table Grid" w:semiHidden="1" w:uiPriority="59" w:unhideWhenUsed="1"/>
+    <w:lsdException w:name="Table Grid" w:uiPriority="59"/>
     <w:lsdException w:name="Table Theme" w:semiHidden="1" w:unhideWhenUsed="1"/>
     <w:lsdException w:name="Placeholder Text" w:semiHidden="1"/>
     <w:lsdException w:name="No Spacing" w:uiPriority="1" w:qFormat="1"/>
@@ -18825,6 +19120,13 @@
 
 <file path=word/glossary/fontTable.xml><?xml version="1.0" encoding="utf-8"?>
 <w:fonts xmlns:mc="http://schemas.openxmlformats.org/markup-compatibility/2006" xmlns:r="http://schemas.openxmlformats.org/officeDocument/2006/relationships" xmlns:w="http://schemas.openxmlformats.org/wordprocessingml/2006/main" xmlns:w14="http://schemas.microsoft.com/office/word/2010/wordml" xmlns:w15="http://schemas.microsoft.com/office/word/2012/wordml" xmlns:w16cex="http://schemas.microsoft.com/office/word/2018/wordml/cex" xmlns:w16cid="http://schemas.microsoft.com/office/word/2016/wordml/cid" xmlns:w16="http://schemas.microsoft.com/office/word/2018/wordml" xmlns:w16sdtdh="http://schemas.microsoft.com/office/word/2020/wordml/sdtdatahash" xmlns:w16se="http://schemas.microsoft.com/office/word/2015/wordml/symex" mc:Ignorable="w14 w15 w16se w16cid w16 w16cex w16sdtdh">
+  <w:font w:name="Symbol">
+    <w:panose1 w:val="05050102010706020507"/>
+    <w:charset w:val="02"/>
+    <w:family w:val="roman"/>
+    <w:pitch w:val="variable"/>
+    <w:sig w:usb0="00000000" w:usb1="10000000" w:usb2="00000000" w:usb3="00000000" w:csb0="80000000" w:csb1="00000000"/>
+  </w:font>
   <w:font w:name="Times New Roman">
     <w:panose1 w:val="02020603050405020304"/>
     <w:charset w:val="00"/>
@@ -18843,13 +19145,6 @@
     <w:panose1 w:val="05000000000000000000"/>
     <w:charset w:val="02"/>
     <w:family w:val="auto"/>
-    <w:pitch w:val="variable"/>
-    <w:sig w:usb0="00000000" w:usb1="10000000" w:usb2="00000000" w:usb3="00000000" w:csb0="80000000" w:csb1="00000000"/>
-  </w:font>
-  <w:font w:name="Symbol">
-    <w:panose1 w:val="05050102010706020507"/>
-    <w:charset w:val="02"/>
-    <w:family w:val="roman"/>
     <w:pitch w:val="variable"/>
     <w:sig w:usb0="00000000" w:usb1="10000000" w:usb2="00000000" w:usb3="00000000" w:csb0="80000000" w:csb1="00000000"/>
   </w:font>
@@ -18895,7 +19190,6 @@
     <w:sig w:usb0="A00002BF" w:usb1="38CF7CFA" w:usb2="00000016" w:usb3="00000000" w:csb0="0004000F" w:csb1="00000000"/>
   </w:font>
   <w:font w:name="DengXian Light">
-    <w:altName w:val="等线 Light"/>
     <w:charset w:val="86"/>
     <w:family w:val="auto"/>
     <w:pitch w:val="variable"/>
@@ -18951,7 +19245,12 @@
   </w:compat>
   <w:rsids>
     <w:rsidRoot w:val="00EB22C6"/>
+    <w:rsid w:val="00170BFF"/>
+    <w:rsid w:val="003D2C60"/>
     <w:rsid w:val="00531291"/>
+    <w:rsid w:val="0082370F"/>
+    <w:rsid w:val="00D17E6B"/>
+    <w:rsid w:val="00E06EFB"/>
     <w:rsid w:val="00EB22C6"/>
   </w:rsids>
   <m:mathPr>
@@ -19152,7 +19451,7 @@
     <w:lsdException w:name="Table Web 2" w:semiHidden="1" w:unhideWhenUsed="1"/>
     <w:lsdException w:name="Table Web 3" w:semiHidden="1" w:unhideWhenUsed="1"/>
     <w:lsdException w:name="Balloon Text" w:semiHidden="1" w:unhideWhenUsed="1"/>
-    <w:lsdException w:name="Table Grid" w:semiHidden="1" w:uiPriority="59" w:unhideWhenUsed="1"/>
+    <w:lsdException w:name="Table Grid" w:uiPriority="59"/>
     <w:lsdException w:name="Table Theme" w:semiHidden="1" w:unhideWhenUsed="1"/>
     <w:lsdException w:name="Placeholder Text" w:semiHidden="1"/>
     <w:lsdException w:name="No Spacing" w:uiPriority="1" w:qFormat="1"/>
